--- a/templates_docx/pre_sale_sms.docx
+++ b/templates_docx/pre_sale_sms.docx
@@ -215,29 +215,7 @@
           <w:sz w:val="22"/>
           <w:szCs w:val="22"/>
         </w:rPr>
-        <w:t>{{</w:t>
-      </w:r>
-      <w:proofErr w:type="spellStart"/>
-      <w:r>
-        <w:rPr>
-          <w:rFonts w:ascii="Arial" w:hAnsi="Arial" w:cs="Arial"/>
-          <w:spacing w:val="-6"/>
-          <w:w w:val="90"/>
-          <w:sz w:val="22"/>
-          <w:szCs w:val="22"/>
-        </w:rPr>
-        <w:t>notice_date</w:t>
-      </w:r>
-      <w:proofErr w:type="spellEnd"/>
-      <w:r>
-        <w:rPr>
-          <w:rFonts w:ascii="Arial" w:hAnsi="Arial" w:cs="Arial"/>
-          <w:spacing w:val="-6"/>
-          <w:w w:val="90"/>
-          <w:sz w:val="22"/>
-          <w:szCs w:val="22"/>
-        </w:rPr>
-        <w:t>}}</w:t>
+        <w:t>{{notice_date}}</w:t>
       </w:r>
     </w:p>
     <w:p>
@@ -311,29 +289,7 @@
           <w:sz w:val="22"/>
           <w:szCs w:val="22"/>
         </w:rPr>
-        <w:t xml:space="preserve"> {{</w:t>
-      </w:r>
-      <w:proofErr w:type="spellStart"/>
-      <w:r>
-        <w:rPr>
-          <w:rFonts w:ascii="Arial" w:hAnsi="Arial" w:cs="Arial"/>
-          <w:spacing w:val="-18"/>
-          <w:w w:val="90"/>
-          <w:sz w:val="22"/>
-          <w:szCs w:val="22"/>
-        </w:rPr>
-        <w:t>borrower_name</w:t>
-      </w:r>
-      <w:proofErr w:type="spellEnd"/>
-      <w:r>
-        <w:rPr>
-          <w:rFonts w:ascii="Arial" w:hAnsi="Arial" w:cs="Arial"/>
-          <w:spacing w:val="-18"/>
-          <w:w w:val="90"/>
-          <w:sz w:val="22"/>
-          <w:szCs w:val="22"/>
-        </w:rPr>
-        <w:t>}},</w:t>
+        <w:t xml:space="preserve"> {{borrower_name}},</w:t>
       </w:r>
     </w:p>
     <w:p>
@@ -371,9 +327,8 @@
           <w:sz w:val="22"/>
           <w:szCs w:val="22"/>
         </w:rPr>
-        <w:t>H.NO {{</w:t>
-      </w:r>
-      <w:proofErr w:type="spellStart"/>
+        <w:t>H.NO {{borrower_addr</w:t>
+      </w:r>
       <w:r>
         <w:rPr>
           <w:rFonts w:ascii="Arial" w:hAnsi="Arial" w:cs="Arial"/>
@@ -384,7 +339,7 @@
           <w:sz w:val="22"/>
           <w:szCs w:val="22"/>
         </w:rPr>
-        <w:t>borrower_addr</w:t>
+        <w:t>e</w:t>
       </w:r>
       <w:r>
         <w:rPr>
@@ -396,7 +351,7 @@
           <w:sz w:val="22"/>
           <w:szCs w:val="22"/>
         </w:rPr>
-        <w:t>e</w:t>
+        <w:t>ss}}</w:t>
       </w:r>
       <w:r>
         <w:rPr>
@@ -408,9 +363,8 @@
           <w:sz w:val="22"/>
           <w:szCs w:val="22"/>
         </w:rPr>
-        <w:t>ss</w:t>
-      </w:r>
-      <w:proofErr w:type="spellEnd"/>
+        <w:t>,</w:t>
+      </w:r>
       <w:r>
         <w:rPr>
           <w:rFonts w:ascii="Arial" w:hAnsi="Arial" w:cs="Arial"/>
@@ -421,85 +375,7 @@
           <w:sz w:val="22"/>
           <w:szCs w:val="22"/>
         </w:rPr>
-        <w:t>}</w:t>
-      </w:r>
-      <w:proofErr w:type="gramStart"/>
-      <w:r>
-        <w:rPr>
-          <w:rFonts w:ascii="Arial" w:hAnsi="Arial" w:cs="Arial"/>
-          <w:b/>
-          <w:bCs/>
-          <w:spacing w:val="-10"/>
-          <w:w w:val="90"/>
-          <w:sz w:val="22"/>
-          <w:szCs w:val="22"/>
-        </w:rPr>
-        <w:t>}</w:t>
-      </w:r>
-      <w:r>
-        <w:rPr>
-          <w:rFonts w:ascii="Arial" w:hAnsi="Arial" w:cs="Arial"/>
-          <w:b/>
-          <w:bCs/>
-          <w:spacing w:val="-10"/>
-          <w:w w:val="90"/>
-          <w:sz w:val="22"/>
-          <w:szCs w:val="22"/>
-        </w:rPr>
-        <w:t>,</w:t>
-      </w:r>
-      <w:proofErr w:type="spellStart"/>
-      <w:r>
-        <w:rPr>
-          <w:rFonts w:ascii="Arial" w:hAnsi="Arial" w:cs="Arial"/>
-          <w:b/>
-          <w:bCs/>
-          <w:spacing w:val="-10"/>
-          <w:w w:val="90"/>
-          <w:sz w:val="22"/>
-          <w:szCs w:val="22"/>
-        </w:rPr>
-        <w:t>pincode</w:t>
-      </w:r>
-      <w:proofErr w:type="spellEnd"/>
-      <w:proofErr w:type="gramEnd"/>
-      <w:r>
-        <w:rPr>
-          <w:rFonts w:ascii="Arial" w:hAnsi="Arial" w:cs="Arial"/>
-          <w:b/>
-          <w:bCs/>
-          <w:spacing w:val="-10"/>
-          <w:w w:val="90"/>
-          <w:sz w:val="22"/>
-          <w:szCs w:val="22"/>
-        </w:rPr>
-        <w:t>-{{</w:t>
-      </w:r>
-      <w:proofErr w:type="spellStart"/>
-      <w:r>
-        <w:rPr>
-          <w:rFonts w:ascii="Arial" w:hAnsi="Arial" w:cs="Arial"/>
-          <w:b/>
-          <w:bCs/>
-          <w:spacing w:val="-10"/>
-          <w:w w:val="90"/>
-          <w:sz w:val="22"/>
-          <w:szCs w:val="22"/>
-        </w:rPr>
-        <w:t>pincode</w:t>
-      </w:r>
-      <w:proofErr w:type="spellEnd"/>
-      <w:r>
-        <w:rPr>
-          <w:rFonts w:ascii="Arial" w:hAnsi="Arial" w:cs="Arial"/>
-          <w:b/>
-          <w:bCs/>
-          <w:spacing w:val="-10"/>
-          <w:w w:val="90"/>
-          <w:sz w:val="22"/>
-          <w:szCs w:val="22"/>
-        </w:rPr>
-        <w:t>}}</w:t>
+        <w:t>pincode-{{pincode}}</w:t>
       </w:r>
     </w:p>
     <w:p>
@@ -545,31 +421,7 @@
           <w:sz w:val="22"/>
           <w:szCs w:val="22"/>
         </w:rPr>
-        <w:t>{{</w:t>
-      </w:r>
-      <w:proofErr w:type="spellStart"/>
-      <w:r>
-        <w:rPr>
-          <w:rFonts w:ascii="Arial" w:hAnsi="Arial" w:cs="Arial"/>
-          <w:b/>
-          <w:bCs/>
-          <w:spacing w:val="-4"/>
-          <w:sz w:val="22"/>
-          <w:szCs w:val="22"/>
-        </w:rPr>
-        <w:t>borrower_mobile</w:t>
-      </w:r>
-      <w:proofErr w:type="spellEnd"/>
-      <w:r>
-        <w:rPr>
-          <w:rFonts w:ascii="Arial" w:hAnsi="Arial" w:cs="Arial"/>
-          <w:b/>
-          <w:bCs/>
-          <w:spacing w:val="-4"/>
-          <w:sz w:val="22"/>
-          <w:szCs w:val="22"/>
-        </w:rPr>
-        <w:t>}}.</w:t>
+        <w:t>{{borrower_mobile}}.</w:t>
       </w:r>
     </w:p>
     <w:p>
@@ -768,29 +620,7 @@
           <w:spacing w:val="-10"/>
           <w:w w:val="90"/>
         </w:rPr>
-        <w:t>{{</w:t>
-      </w:r>
-      <w:proofErr w:type="spellStart"/>
-      <w:r>
-        <w:rPr>
-          <w:rFonts w:ascii="Arial" w:hAnsi="Arial" w:cs="Arial"/>
-          <w:b/>
-          <w:bCs/>
-          <w:spacing w:val="-10"/>
-          <w:w w:val="90"/>
-        </w:rPr>
-        <w:t>borrower_name</w:t>
-      </w:r>
-      <w:proofErr w:type="spellEnd"/>
-      <w:r>
-        <w:rPr>
-          <w:rFonts w:ascii="Arial" w:hAnsi="Arial" w:cs="Arial"/>
-          <w:b/>
-          <w:bCs/>
-          <w:spacing w:val="-10"/>
-          <w:w w:val="90"/>
-        </w:rPr>
-        <w:t>}},</w:t>
+        <w:t>{{borrower_name}},</w:t>
       </w:r>
     </w:p>
     <w:p>
@@ -858,31 +688,7 @@
           <w:szCs w:val="22"/>
           <w:u w:val="single"/>
         </w:rPr>
-        <w:t>{{</w:t>
-      </w:r>
-      <w:proofErr w:type="spellStart"/>
-      <w:r>
-        <w:rPr>
-          <w:rFonts w:ascii="Arial" w:hAnsi="Arial" w:cs="Arial"/>
-          <w:spacing w:val="-8"/>
-          <w:w w:val="90"/>
-          <w:sz w:val="22"/>
-          <w:szCs w:val="22"/>
-          <w:u w:val="single"/>
-        </w:rPr>
-        <w:t>vehicle_no</w:t>
-      </w:r>
-      <w:proofErr w:type="spellEnd"/>
-      <w:r>
-        <w:rPr>
-          <w:rFonts w:ascii="Arial" w:hAnsi="Arial" w:cs="Arial"/>
-          <w:spacing w:val="-8"/>
-          <w:w w:val="90"/>
-          <w:sz w:val="22"/>
-          <w:szCs w:val="22"/>
-          <w:u w:val="single"/>
-        </w:rPr>
-        <w:t>}}</w:t>
+        <w:t>{{vehicle_no}}</w:t>
       </w:r>
     </w:p>
     <w:p>
@@ -944,29 +750,7 @@
           <w:w w:val="90"/>
           <w:u w:val="single"/>
         </w:rPr>
-        <w:t>{{</w:t>
-      </w:r>
-      <w:proofErr w:type="spellStart"/>
-      <w:r>
-        <w:rPr>
-          <w:rFonts w:ascii="Arial" w:hAnsi="Arial" w:cs="Arial"/>
-          <w:b/>
-          <w:spacing w:val="-12"/>
-          <w:w w:val="90"/>
-          <w:u w:val="single"/>
-        </w:rPr>
-        <w:t>loan_account</w:t>
-      </w:r>
-      <w:proofErr w:type="spellEnd"/>
-      <w:r>
-        <w:rPr>
-          <w:rFonts w:ascii="Arial" w:hAnsi="Arial" w:cs="Arial"/>
-          <w:b/>
-          <w:spacing w:val="-12"/>
-          <w:w w:val="90"/>
-          <w:u w:val="single"/>
-        </w:rPr>
-        <w:t>}}</w:t>
+        <w:t>{{loan_account}}</w:t>
       </w:r>
     </w:p>
     <w:p>
@@ -1001,45 +785,17 @@
           <w:spacing w:val="-10"/>
           <w:w w:val="90"/>
         </w:rPr>
-        <w:t>{{</w:t>
-      </w:r>
-      <w:proofErr w:type="spellStart"/>
-      <w:r>
-        <w:rPr>
-          <w:rFonts w:ascii="Arial" w:hAnsi="Arial" w:cs="Arial"/>
+        <w:t>{{borrower_name}},</w:t>
+      </w:r>
+      <w:r>
+        <w:rPr>
+          <w:rFonts w:ascii="Arial" w:hAnsi="Arial" w:cs="Arial"/>
+          <w:b/>
           <w:spacing w:val="-10"/>
           <w:w w:val="90"/>
         </w:rPr>
-        <w:t>borrower_</w:t>
-      </w:r>
-      <w:proofErr w:type="gramStart"/>
-      <w:r>
-        <w:rPr>
-          <w:rFonts w:ascii="Arial" w:hAnsi="Arial" w:cs="Arial"/>
-          <w:spacing w:val="-10"/>
-          <w:w w:val="90"/>
-        </w:rPr>
-        <w:t>name</w:t>
-      </w:r>
-      <w:proofErr w:type="spellEnd"/>
-      <w:r>
-        <w:rPr>
-          <w:rFonts w:ascii="Arial" w:hAnsi="Arial" w:cs="Arial"/>
-          <w:spacing w:val="-10"/>
-          <w:w w:val="90"/>
-        </w:rPr>
-        <w:t>}},</w:t>
-      </w:r>
-      <w:r>
-        <w:rPr>
-          <w:rFonts w:ascii="Arial" w:hAnsi="Arial" w:cs="Arial"/>
-          <w:b/>
-          <w:spacing w:val="-10"/>
-          <w:w w:val="90"/>
-        </w:rPr>
         <w:t>,</w:t>
       </w:r>
-      <w:proofErr w:type="gramEnd"/>
     </w:p>
     <w:p>
       <w:pPr>
@@ -1479,33 +1235,7 @@
           <w:szCs w:val="22"/>
           <w:u w:val="single"/>
         </w:rPr>
-        <w:t>{{</w:t>
-      </w:r>
-      <w:proofErr w:type="spellStart"/>
-      <w:r>
-        <w:rPr>
-          <w:rFonts w:ascii="Arial" w:hAnsi="Arial" w:cs="Arial"/>
-          <w:b/>
-          <w:spacing w:val="-8"/>
-          <w:w w:val="90"/>
-          <w:sz w:val="22"/>
-          <w:szCs w:val="22"/>
-          <w:u w:val="single"/>
-        </w:rPr>
-        <w:t>loan_account</w:t>
-      </w:r>
-      <w:proofErr w:type="spellEnd"/>
-      <w:r>
-        <w:rPr>
-          <w:rFonts w:ascii="Arial" w:hAnsi="Arial" w:cs="Arial"/>
-          <w:b/>
-          <w:spacing w:val="-8"/>
-          <w:w w:val="90"/>
-          <w:sz w:val="22"/>
-          <w:szCs w:val="22"/>
-          <w:u w:val="single"/>
-        </w:rPr>
-        <w:t>}}</w:t>
+        <w:t>{{loan_account}}</w:t>
       </w:r>
     </w:p>
     <w:p>
@@ -3513,7 +3243,7 @@
           <w:sz w:val="22"/>
           <w:szCs w:val="22"/>
         </w:rPr>
-        <w:t>8008600111</w:t>
+        <w:t>8333000111</w:t>
       </w:r>
       <w:r>
         <w:rPr>
@@ -4866,29 +4596,7 @@
           <w:w w:val="90"/>
           <w:u w:val="single"/>
         </w:rPr>
-        <w:t>{{</w:t>
-      </w:r>
-      <w:proofErr w:type="spellStart"/>
-      <w:r>
-        <w:rPr>
-          <w:rFonts w:ascii="Arial" w:hAnsi="Arial" w:cs="Arial"/>
-          <w:b/>
-          <w:spacing w:val="-6"/>
-          <w:w w:val="90"/>
-          <w:u w:val="single"/>
-        </w:rPr>
-        <w:t>loan_account</w:t>
-      </w:r>
-      <w:proofErr w:type="spellEnd"/>
-      <w:r>
-        <w:rPr>
-          <w:rFonts w:ascii="Arial" w:hAnsi="Arial" w:cs="Arial"/>
-          <w:b/>
-          <w:spacing w:val="-6"/>
-          <w:w w:val="90"/>
-          <w:u w:val="single"/>
-        </w:rPr>
-        <w:t>}}</w:t>
+        <w:t>{{loan_account}}</w:t>
       </w:r>
       <w:r>
         <w:rPr>
@@ -6189,39 +5897,7 @@
           <w:rFonts w:ascii="Arial" w:hAnsi="Arial" w:cs="Arial"/>
           <w:w w:val="90"/>
         </w:rPr>
-        <w:t xml:space="preserve">Towers, </w:t>
-      </w:r>
-      <w:proofErr w:type="spellStart"/>
-      <w:r>
-        <w:rPr>
-          <w:rFonts w:ascii="Arial" w:hAnsi="Arial" w:cs="Arial"/>
-          <w:w w:val="90"/>
-        </w:rPr>
-        <w:t>Ranigunj</w:t>
-      </w:r>
-      <w:proofErr w:type="spellEnd"/>
-      <w:r>
-        <w:rPr>
-          <w:rFonts w:ascii="Arial" w:hAnsi="Arial" w:cs="Arial"/>
-          <w:w w:val="90"/>
-        </w:rPr>
-        <w:t xml:space="preserve">, </w:t>
-      </w:r>
-      <w:proofErr w:type="spellStart"/>
-      <w:r>
-        <w:rPr>
-          <w:rFonts w:ascii="Arial" w:hAnsi="Arial" w:cs="Arial"/>
-          <w:w w:val="90"/>
-        </w:rPr>
-        <w:t>Secunderabad</w:t>
-      </w:r>
-      <w:proofErr w:type="spellEnd"/>
-      <w:r>
-        <w:rPr>
-          <w:rFonts w:ascii="Arial" w:hAnsi="Arial" w:cs="Arial"/>
-          <w:w w:val="90"/>
-        </w:rPr>
-        <w:t>, Telangana</w:t>
+        <w:t>Towers, Ranigunj, Secunderabad, Telangana</w:t>
       </w:r>
       <w:r>
         <w:rPr>
@@ -7271,6 +6947,7 @@
   <w:style w:type="character" w:default="1" w:styleId="DefaultParagraphFont">
     <w:name w:val="Default Paragraph Font"/>
     <w:uiPriority w:val="1"/>
+    <w:semiHidden/>
     <w:unhideWhenUsed/>
   </w:style>
   <w:style w:type="table" w:default="1" w:styleId="TableNormal">
